--- a/Year_1/Sem_2/RL/Project/Joldea_Andrei.docx
+++ b/Year_1/Sem_2/RL/Project/Joldea_Andrei.docx
@@ -108,6 +108,14 @@
     </w:p>
     <w:sdt>
       <w:sdtPr>
+        <w:rPr>
+          <w:rFonts w:asciiTheme="minorHAnsi" w:eastAsiaTheme="minorHAnsi" w:hAnsiTheme="minorHAnsi" w:cstheme="minorBidi"/>
+          <w:b w:val="0"/>
+          <w:kern w:val="2"/>
+          <w:sz w:val="24"/>
+          <w:szCs w:val="24"/>
+          <w14:ligatures w14:val="standardContextual"/>
+        </w:rPr>
         <w:id w:val="-1507211946"/>
         <w:docPartObj>
           <w:docPartGallery w:val="Table of Contents"/>
@@ -116,13 +124,8 @@
       </w:sdtPr>
       <w:sdtEndPr>
         <w:rPr>
-          <w:rFonts w:asciiTheme="minorHAnsi" w:eastAsiaTheme="minorHAnsi" w:hAnsiTheme="minorHAnsi" w:cstheme="minorBidi"/>
           <w:bCs/>
           <w:noProof/>
-          <w:kern w:val="2"/>
-          <w:sz w:val="24"/>
-          <w:szCs w:val="24"/>
-          <w14:ligatures w14:val="standardContextual"/>
         </w:rPr>
       </w:sdtEndPr>
       <w:sdtContent>
@@ -2353,14 +2356,7 @@
             <w:rFonts w:ascii="Cambria Math" w:hAnsi="Cambria Math"/>
             <w:lang w:val="ro-RO"/>
           </w:rPr>
-          <m:t>a</m:t>
-        </m:r>
-        <m:r>
-          <w:rPr>
-            <w:rFonts w:ascii="Cambria Math" w:hAnsi="Cambria Math"/>
-            <w:lang w:val="ro-RO"/>
-          </w:rPr>
-          <m:t>'</m:t>
+          <m:t>a'</m:t>
         </m:r>
       </m:oMath>
       <w:r>
@@ -2806,6 +2802,7 @@
           <w:rFonts w:eastAsiaTheme="minorEastAsia"/>
         </w:rPr>
       </w:pPr>
+      <w:bookmarkStart w:id="5" w:name="_Hlk202010189"/>
       <w:r>
         <w:rPr>
           <w:rFonts w:eastAsiaTheme="minorEastAsia"/>
@@ -2813,6 +2810,7 @@
         <w:t>DQN with Target Networks</w:t>
       </w:r>
     </w:p>
+    <w:bookmarkEnd w:id="5"/>
     <w:p>
       <w:r>
         <w:t>DQN with a target network is a</w:t>
@@ -2904,14 +2902,14 @@
           <w:lang w:val="ro-RO"/>
         </w:rPr>
       </w:pPr>
-      <w:bookmarkStart w:id="5" w:name="_Toc201962434"/>
+      <w:bookmarkStart w:id="6" w:name="_Toc201962434"/>
       <w:r>
         <w:rPr>
           <w:lang w:val="ro-RO"/>
         </w:rPr>
         <w:t>Double DQN (DDQN)</w:t>
       </w:r>
-      <w:bookmarkEnd w:id="5"/>
+      <w:bookmarkEnd w:id="6"/>
     </w:p>
     <w:p>
       <w:pPr>
@@ -3139,14 +3137,14 @@
           <w:lang w:val="ro-RO"/>
         </w:rPr>
       </w:pPr>
-      <w:bookmarkStart w:id="6" w:name="_Toc201962435"/>
+      <w:bookmarkStart w:id="7" w:name="_Toc201962435"/>
       <w:r>
         <w:rPr>
           <w:lang w:val="ro-RO"/>
         </w:rPr>
         <w:t>Advantage Actor-Critic (A2C)</w:t>
       </w:r>
-      <w:bookmarkEnd w:id="6"/>
+      <w:bookmarkEnd w:id="7"/>
     </w:p>
     <w:p>
       <w:pPr>
@@ -3346,14 +3344,14 @@
           <w:lang w:val="ro-RO"/>
         </w:rPr>
       </w:pPr>
-      <w:bookmarkStart w:id="7" w:name="_Toc201962436"/>
+      <w:bookmarkStart w:id="8" w:name="_Toc201962436"/>
       <w:r>
         <w:rPr>
           <w:lang w:val="ro-RO"/>
         </w:rPr>
         <w:t>Proximal Policy Optimization (PPO)</w:t>
       </w:r>
-      <w:bookmarkEnd w:id="7"/>
+      <w:bookmarkEnd w:id="8"/>
     </w:p>
     <w:p>
       <w:r>
@@ -3464,13 +3462,7 @@
         <w:rPr>
           <w:lang w:val="ro-RO"/>
         </w:rPr>
-        <w:t>PPO with Clipped Surrogate Objective (PPO-Clip):</w:t>
-      </w:r>
-      <w:r>
-        <w:rPr>
-          <w:lang w:val="ro-RO"/>
-        </w:rPr>
-        <w:t xml:space="preserve"> </w:t>
+        <w:t xml:space="preserve">PPO with Clipped Surrogate Objective (PPO-Clip): </w:t>
       </w:r>
       <w:r>
         <w:rPr>
@@ -3510,14 +3502,14 @@
           <w:lang w:val="ro-RO"/>
         </w:rPr>
       </w:pPr>
-      <w:bookmarkStart w:id="8" w:name="_Toc201962437"/>
+      <w:bookmarkStart w:id="9" w:name="_Toc201962437"/>
       <w:r>
         <w:rPr>
           <w:lang w:val="ro-RO"/>
         </w:rPr>
         <w:t>Asynchronous Advantage Actor-Critic (A3C)</w:t>
       </w:r>
-      <w:bookmarkEnd w:id="8"/>
+      <w:bookmarkEnd w:id="9"/>
     </w:p>
     <w:p>
       <w:pPr>
@@ -3539,7 +3531,7 @@
           <w:lang w:val="ro-RO"/>
         </w:rPr>
       </w:pPr>
-      <w:bookmarkStart w:id="9" w:name="_Toc201962438"/>
+      <w:bookmarkStart w:id="10" w:name="_Toc201962438"/>
       <w:r>
         <w:rPr>
           <w:lang w:val="ro-RO"/>
@@ -3547,7 +3539,93 @@
         <w:lastRenderedPageBreak/>
         <w:t>Experimental Results</w:t>
       </w:r>
-      <w:bookmarkEnd w:id="9"/>
+      <w:bookmarkEnd w:id="10"/>
+    </w:p>
+    <w:p>
+      <w:pPr>
+        <w:rPr>
+          <w:lang w:val="ro-RO"/>
+        </w:rPr>
+      </w:pPr>
+      <w:r>
+        <w:rPr>
+          <w:lang w:val="ro-RO"/>
+        </w:rPr>
+        <w:t xml:space="preserve">In this section we look at the experimental results achieved with each of these algorithms. Every algorithm was trained for 1 million steps, using a machine with a 4GB VRAM GPU (NVIDIA GTX 1650). </w:t>
+      </w:r>
+      <w:r>
+        <w:rPr>
+          <w:lang w:val="ro-RO"/>
+        </w:rPr>
+        <w:t>Therefore, the following are common for all algorithms:</w:t>
+      </w:r>
+    </w:p>
+    <w:p>
+      <w:pPr>
+        <w:pStyle w:val="ListParagraph"/>
+        <w:numPr>
+          <w:ilvl w:val="0"/>
+          <w:numId w:val="7"/>
+        </w:numPr>
+        <w:rPr>
+          <w:lang w:val="ro-RO"/>
+        </w:rPr>
+      </w:pPr>
+      <w:r>
+        <w:rPr>
+          <w:lang w:val="ro-RO"/>
+        </w:rPr>
+        <w:t>Environment: The environment is the Atari game Kangaroo-v0</w:t>
+      </w:r>
+      <w:r>
+        <w:rPr>
+          <w:lang w:val="ro-RO"/>
+        </w:rPr>
+        <w:t>.</w:t>
+      </w:r>
+    </w:p>
+    <w:p>
+      <w:pPr>
+        <w:pStyle w:val="ListParagraph"/>
+        <w:numPr>
+          <w:ilvl w:val="0"/>
+          <w:numId w:val="7"/>
+        </w:numPr>
+        <w:rPr>
+          <w:lang w:val="ro-RO"/>
+        </w:rPr>
+      </w:pPr>
+      <w:r>
+        <w:rPr>
+          <w:lang w:val="ro-RO"/>
+        </w:rPr>
+        <w:t>Training length: Training consists of a total of 1,000,000 time steps (frames).</w:t>
+      </w:r>
+    </w:p>
+    <w:p>
+      <w:pPr>
+        <w:rPr>
+          <w:lang w:val="ro-RO"/>
+        </w:rPr>
+      </w:pPr>
+      <w:r>
+        <w:rPr>
+          <w:lang w:val="ro-RO"/>
+        </w:rPr>
+        <w:t xml:space="preserve">It is worth noting that, due to hardware constraints, all the runs for DQN and DDQN were performed on </w:t>
+      </w:r>
+      <w:r>
+        <w:rPr>
+          <w:lang w:val="ro-RO"/>
+        </w:rPr>
+        <w:t xml:space="preserve">the </w:t>
+      </w:r>
+      <w:r>
+        <w:rPr>
+          <w:lang w:val="ro-RO"/>
+        </w:rPr>
+        <w:t>CPU.</w:t>
+      </w:r>
     </w:p>
     <w:p>
       <w:pPr>
@@ -3556,14 +3634,448 @@
           <w:lang w:val="ro-RO"/>
         </w:rPr>
       </w:pPr>
-      <w:bookmarkStart w:id="10" w:name="_Toc201962439"/>
+      <w:bookmarkStart w:id="11" w:name="_Toc201962439"/>
       <w:r>
         <w:rPr>
           <w:lang w:val="ro-RO"/>
         </w:rPr>
         <w:t>Reinforce</w:t>
       </w:r>
-      <w:bookmarkEnd w:id="10"/>
+      <w:bookmarkEnd w:id="11"/>
+    </w:p>
+    <w:p>
+      <w:pPr>
+        <w:keepNext/>
+        <w:jc w:val="center"/>
+      </w:pPr>
+      <w:r>
+        <w:drawing>
+          <wp:inline distT="0" distB="0" distL="0" distR="0" wp14:anchorId="2C5730EB" wp14:editId="6A5C046A">
+            <wp:extent cx="5019675" cy="5210175"/>
+            <wp:effectExtent l="0" t="0" r="9525" b="9525"/>
+            <wp:docPr id="812909710" name="Picture 3" descr="A screen shot of a computer program&#10;&#10;AI-generated content may be incorrect."/>
+            <wp:cNvGraphicFramePr>
+              <a:graphicFrameLocks xmlns:a="http://schemas.openxmlformats.org/drawingml/2006/main" noChangeAspect="1"/>
+            </wp:cNvGraphicFramePr>
+            <a:graphic xmlns:a="http://schemas.openxmlformats.org/drawingml/2006/main">
+              <a:graphicData uri="http://schemas.openxmlformats.org/drawingml/2006/picture">
+                <pic:pic xmlns:pic="http://schemas.openxmlformats.org/drawingml/2006/picture">
+                  <pic:nvPicPr>
+                    <pic:cNvPr id="812909710" name="Picture 3" descr="A screen shot of a computer program&#10;&#10;AI-generated content may be incorrect."/>
+                    <pic:cNvPicPr>
+                      <a:picLocks noChangeAspect="1" noChangeArrowheads="1"/>
+                    </pic:cNvPicPr>
+                  </pic:nvPicPr>
+                  <pic:blipFill>
+                    <a:blip r:embed="rId7">
+                      <a:extLst>
+                        <a:ext uri="{28A0092B-C50C-407E-A947-70E740481C1C}">
+                          <a14:useLocalDpi xmlns:a14="http://schemas.microsoft.com/office/drawing/2010/main" val="0"/>
+                        </a:ext>
+                      </a:extLst>
+                    </a:blip>
+                    <a:srcRect/>
+                    <a:stretch>
+                      <a:fillRect/>
+                    </a:stretch>
+                  </pic:blipFill>
+                  <pic:spPr bwMode="auto">
+                    <a:xfrm>
+                      <a:off x="0" y="0"/>
+                      <a:ext cx="5019675" cy="5210175"/>
+                    </a:xfrm>
+                    <a:prstGeom prst="rect">
+                      <a:avLst/>
+                    </a:prstGeom>
+                    <a:noFill/>
+                    <a:ln>
+                      <a:noFill/>
+                    </a:ln>
+                  </pic:spPr>
+                </pic:pic>
+              </a:graphicData>
+            </a:graphic>
+          </wp:inline>
+        </w:drawing>
+      </w:r>
+    </w:p>
+    <w:p>
+      <w:pPr>
+        <w:pStyle w:val="Caption"/>
+        <w:jc w:val="center"/>
+      </w:pPr>
+      <w:r>
+        <w:t xml:space="preserve">Code </w:t>
+      </w:r>
+      <w:r>
+        <w:fldChar w:fldCharType="begin"/>
+      </w:r>
+      <w:r>
+        <w:instrText xml:space="preserve"> SEQ Code \* ARABIC </w:instrText>
+      </w:r>
+      <w:r>
+        <w:fldChar w:fldCharType="separate"/>
+      </w:r>
+      <w:r>
+        <w:rPr>
+          <w:noProof/>
+        </w:rPr>
+        <w:t>1</w:t>
+      </w:r>
+      <w:r>
+        <w:fldChar w:fldCharType="end"/>
+      </w:r>
+      <w:r>
+        <w:t>: REINFORCE Config</w:t>
+      </w:r>
+    </w:p>
+    <w:p>
+      <w:pPr>
+        <w:pStyle w:val="ListParagraph"/>
+        <w:numPr>
+          <w:ilvl w:val="0"/>
+          <w:numId w:val="8"/>
+        </w:numPr>
+        <w:rPr>
+          <w:lang w:val="ro-RO"/>
+        </w:rPr>
+      </w:pPr>
+      <w:r>
+        <w:rPr>
+          <w:b/>
+          <w:bCs/>
+          <w:lang w:val="ro-RO"/>
+        </w:rPr>
+        <w:lastRenderedPageBreak/>
+        <w:t>Algorithm:</w:t>
+      </w:r>
+      <w:r>
+        <w:rPr>
+          <w:lang w:val="ro-RO"/>
+        </w:rPr>
+        <w:t xml:space="preserve"> The algorithm is REINFORCE (line:6), a policy gradient method. It uses return centering (line:9) to reduce variance and a discount factor </w:t>
+      </w:r>
+      <m:oMath>
+        <m:r>
+          <w:rPr>
+            <w:rFonts w:ascii="Cambria Math" w:hAnsi="Cambria Math"/>
+            <w:lang w:val="ro-RO"/>
+          </w:rPr>
+          <m:t>γ</m:t>
+        </m:r>
+      </m:oMath>
+      <w:r>
+        <w:rPr>
+          <w:lang w:val="ro-RO"/>
+        </w:rPr>
+        <w:t xml:space="preserve"> of 0.99 (line:10). To encourage exploration, an entropy bonus is added, with its coefficient linearly decaying over training (lines:11-17).</w:t>
+      </w:r>
+    </w:p>
+    <w:p>
+      <w:pPr>
+        <w:pStyle w:val="ListParagraph"/>
+        <w:numPr>
+          <w:ilvl w:val="0"/>
+          <w:numId w:val="8"/>
+        </w:numPr>
+        <w:rPr>
+          <w:lang w:val="ro-RO"/>
+        </w:rPr>
+      </w:pPr>
+      <w:r>
+        <w:rPr>
+          <w:b/>
+          <w:bCs/>
+          <w:lang w:val="ro-RO"/>
+        </w:rPr>
+        <w:t>Network architecture:</w:t>
+      </w:r>
+      <w:r>
+        <w:rPr>
+          <w:lang w:val="ro-RO"/>
+        </w:rPr>
+        <w:t xml:space="preserve"> A Convolutional Neural Network (CNN) is used (line:25). It has three convolutional layers (lines:27-31) followed by one fully-connected layer of 512 units (line:32) with </w:t>
+      </w:r>
+      <w:r>
+        <w:rPr>
+          <w:lang w:val="ro-RO"/>
+        </w:rPr>
+        <w:t>ReLU</w:t>
+      </w:r>
+      <w:r>
+        <w:rPr>
+          <w:lang w:val="ro-RO"/>
+        </w:rPr>
+        <w:t xml:space="preserve"> activation (line:33). Gradient clipping is applied with a value of 0.5 (line:37) to stabilize training.</w:t>
+      </w:r>
+    </w:p>
+    <w:p>
+      <w:pPr>
+        <w:pStyle w:val="ListParagraph"/>
+        <w:numPr>
+          <w:ilvl w:val="0"/>
+          <w:numId w:val="8"/>
+        </w:numPr>
+        <w:rPr>
+          <w:lang w:val="ro-RO"/>
+        </w:rPr>
+      </w:pPr>
+      <w:r>
+        <w:rPr>
+          <w:b/>
+          <w:bCs/>
+          <w:lang w:val="ro-RO"/>
+        </w:rPr>
+        <w:t>Optimizer:</w:t>
+      </w:r>
+      <w:r>
+        <w:rPr>
+          <w:lang w:val="ro-RO"/>
+        </w:rPr>
+        <w:t xml:space="preserve"> The optimizer is Adam (line:39) with a learning rate of </w:t>
+      </w:r>
+      <m:oMath>
+        <m:r>
+          <w:rPr>
+            <w:rFonts w:ascii="Cambria Math" w:hAnsi="Cambria Math"/>
+            <w:lang w:val="ro-RO"/>
+          </w:rPr>
+          <m:t>1e-4</m:t>
+        </m:r>
+      </m:oMath>
+      <w:r>
+        <w:rPr>
+          <w:lang w:val="ro-RO"/>
+        </w:rPr>
+        <w:t xml:space="preserve"> (line:40). The learning rate is not constant</w:t>
+      </w:r>
+      <w:r>
+        <w:rPr>
+          <w:lang w:val="ro-RO"/>
+        </w:rPr>
+        <w:t>.</w:t>
+      </w:r>
+      <w:r>
+        <w:rPr>
+          <w:lang w:val="ro-RO"/>
+        </w:rPr>
+        <w:t xml:space="preserve"> </w:t>
+      </w:r>
+      <w:r>
+        <w:rPr>
+          <w:lang w:val="ro-RO"/>
+        </w:rPr>
+        <w:t>I</w:t>
+      </w:r>
+      <w:r>
+        <w:rPr>
+          <w:lang w:val="ro-RO"/>
+        </w:rPr>
+        <w:t>t is scheduled to decay linearly to zero over the full training duration (lines:42-45).</w:t>
+      </w:r>
+    </w:p>
+    <w:p>
+      <w:pPr>
+        <w:pStyle w:val="ListParagraph"/>
+        <w:numPr>
+          <w:ilvl w:val="0"/>
+          <w:numId w:val="8"/>
+        </w:numPr>
+        <w:rPr>
+          <w:lang w:val="ro-RO"/>
+        </w:rPr>
+      </w:pPr>
+      <w:r>
+        <w:rPr>
+          <w:b/>
+          <w:bCs/>
+          <w:lang w:val="ro-RO"/>
+        </w:rPr>
+        <w:t>Training frequency:</w:t>
+      </w:r>
+      <w:r>
+        <w:rPr>
+          <w:lang w:val="ro-RO"/>
+        </w:rPr>
+        <w:t xml:space="preserve"> Training is on-policy and batch-wise, using an </w:t>
+      </w:r>
+      <w:r>
+        <w:rPr>
+          <w:rStyle w:val="CodeChar"/>
+        </w:rPr>
+        <w:t>OnPolicyBatchReplay</w:t>
+      </w:r>
+      <w:r>
+        <w:rPr>
+          <w:lang w:val="ro-RO"/>
+        </w:rPr>
+        <w:t xml:space="preserve"> memory (line:22). This is controlled by the </w:t>
+      </w:r>
+      <w:r>
+        <w:rPr>
+          <w:rStyle w:val="CodeChar"/>
+        </w:rPr>
+        <w:t>training_frequency</w:t>
+      </w:r>
+      <w:r>
+        <w:rPr>
+          <w:lang w:val="ro-RO"/>
+        </w:rPr>
+        <w:t xml:space="preserve"> parameter (line:19), mean</w:t>
+      </w:r>
+      <w:r>
+        <w:rPr>
+          <w:lang w:val="ro-RO"/>
+        </w:rPr>
+        <w:t>ing</w:t>
+      </w:r>
+      <w:r>
+        <w:rPr>
+          <w:lang w:val="ro-RO"/>
+        </w:rPr>
+        <w:t xml:space="preserve"> the network will be trained every 128 steps.</w:t>
+      </w:r>
+    </w:p>
+    <w:p>
+      <w:pPr>
+        <w:pStyle w:val="ListParagraph"/>
+        <w:numPr>
+          <w:ilvl w:val="0"/>
+          <w:numId w:val="8"/>
+        </w:numPr>
+        <w:rPr>
+          <w:lang w:val="ro-RO"/>
+        </w:rPr>
+      </w:pPr>
+      <w:r>
+        <w:rPr>
+          <w:b/>
+          <w:bCs/>
+          <w:lang w:val="ro-RO"/>
+        </w:rPr>
+        <w:t>Evaluation:</w:t>
+      </w:r>
+      <w:r>
+        <w:rPr>
+          <w:lang w:val="ro-RO"/>
+        </w:rPr>
+        <w:t xml:space="preserve"> The agent is evaluated every 25000 time steps (line:65). Four separate sessions are run (line:68), then the mean total rewards are calculated.</w:t>
+      </w:r>
+    </w:p>
+    <w:p>
+      <w:pPr>
+        <w:pStyle w:val="ListParagraph"/>
+        <w:ind w:left="360"/>
+        <w:rPr>
+          <w:lang w:val="ro-RO"/>
+        </w:rPr>
+      </w:pPr>
+    </w:p>
+    <w:p>
+      <w:pPr>
+        <w:pStyle w:val="ListParagraph"/>
+        <w:keepNext/>
+        <w:ind w:left="0"/>
+        <w:jc w:val="center"/>
+      </w:pPr>
+      <w:r>
+        <w:rPr>
+          <w:noProof/>
+        </w:rPr>
+        <w:drawing>
+          <wp:inline distT="0" distB="0" distL="0" distR="0" wp14:anchorId="2A4F2AA2" wp14:editId="255648FB">
+            <wp:extent cx="6495897" cy="3247949"/>
+            <wp:effectExtent l="0" t="0" r="635" b="0"/>
+            <wp:docPr id="1785322923" name="Picture 4" descr="A screenshot of a graph&#10;&#10;AI-generated content may be incorrect."/>
+            <wp:cNvGraphicFramePr>
+              <a:graphicFrameLocks xmlns:a="http://schemas.openxmlformats.org/drawingml/2006/main" noChangeAspect="1"/>
+            </wp:cNvGraphicFramePr>
+            <a:graphic xmlns:a="http://schemas.openxmlformats.org/drawingml/2006/main">
+              <a:graphicData uri="http://schemas.openxmlformats.org/drawingml/2006/picture">
+                <pic:pic xmlns:pic="http://schemas.openxmlformats.org/drawingml/2006/picture">
+                  <pic:nvPicPr>
+                    <pic:cNvPr id="1785322923" name="Picture 4" descr="A screenshot of a graph&#10;&#10;AI-generated content may be incorrect."/>
+                    <pic:cNvPicPr>
+                      <a:picLocks noChangeAspect="1" noChangeArrowheads="1"/>
+                    </pic:cNvPicPr>
+                  </pic:nvPicPr>
+                  <pic:blipFill>
+                    <a:blip r:embed="rId8" cstate="print">
+                      <a:extLst>
+                        <a:ext uri="{28A0092B-C50C-407E-A947-70E740481C1C}">
+                          <a14:useLocalDpi xmlns:a14="http://schemas.microsoft.com/office/drawing/2010/main" val="0"/>
+                        </a:ext>
+                      </a:extLst>
+                    </a:blip>
+                    <a:srcRect/>
+                    <a:stretch>
+                      <a:fillRect/>
+                    </a:stretch>
+                  </pic:blipFill>
+                  <pic:spPr bwMode="auto">
+                    <a:xfrm>
+                      <a:off x="0" y="0"/>
+                      <a:ext cx="6515970" cy="3257986"/>
+                    </a:xfrm>
+                    <a:prstGeom prst="rect">
+                      <a:avLst/>
+                    </a:prstGeom>
+                    <a:noFill/>
+                    <a:ln>
+                      <a:noFill/>
+                    </a:ln>
+                  </pic:spPr>
+                </pic:pic>
+              </a:graphicData>
+            </a:graphic>
+          </wp:inline>
+        </w:drawing>
+      </w:r>
+    </w:p>
+    <w:p>
+      <w:pPr>
+        <w:pStyle w:val="Caption"/>
+        <w:jc w:val="center"/>
+        <w:rPr>
+          <w:lang w:val="ro-RO"/>
+        </w:rPr>
+      </w:pPr>
+      <w:r>
+        <w:t xml:space="preserve">Figure </w:t>
+      </w:r>
+      <w:r>
+        <w:fldChar w:fldCharType="begin"/>
+      </w:r>
+      <w:r>
+        <w:instrText xml:space="preserve"> SEQ Figure \* ARABIC </w:instrText>
+      </w:r>
+      <w:r>
+        <w:fldChar w:fldCharType="separate"/>
+      </w:r>
+      <w:r>
+        <w:rPr>
+          <w:noProof/>
+        </w:rPr>
+        <w:t>2</w:t>
+      </w:r>
+      <w:r>
+        <w:fldChar w:fldCharType="end"/>
+      </w:r>
+      <w:r>
+        <w:t xml:space="preserve">: REINFORCE </w:t>
+      </w:r>
+      <w:r>
+        <w:t>T</w:t>
+      </w:r>
+      <w:r>
+        <w:t xml:space="preserve">rial </w:t>
+      </w:r>
+      <w:r>
+        <w:t>G</w:t>
+      </w:r>
+      <w:r>
+        <w:t>raphs</w:t>
+      </w:r>
     </w:p>
     <w:p>
       <w:pPr>
@@ -3572,14 +4084,414 @@
           <w:lang w:val="ro-RO"/>
         </w:rPr>
       </w:pPr>
-      <w:bookmarkStart w:id="11" w:name="_Toc201962440"/>
-      <w:r>
-        <w:rPr>
-          <w:lang w:val="ro-RO"/>
-        </w:rPr>
+      <w:bookmarkStart w:id="12" w:name="_Toc201962440"/>
+      <w:r>
+        <w:rPr>
+          <w:lang w:val="ro-RO"/>
+        </w:rPr>
+        <w:lastRenderedPageBreak/>
         <w:t>SARSA</w:t>
       </w:r>
-      <w:bookmarkEnd w:id="11"/>
+      <w:bookmarkEnd w:id="12"/>
+    </w:p>
+    <w:p>
+      <w:pPr>
+        <w:keepNext/>
+        <w:jc w:val="center"/>
+      </w:pPr>
+      <w:r>
+        <w:rPr>
+          <w:noProof/>
+        </w:rPr>
+        <w:drawing>
+          <wp:inline distT="0" distB="0" distL="0" distR="0" wp14:anchorId="4FE4E235" wp14:editId="60C1480F">
+            <wp:extent cx="4237126" cy="7607808"/>
+            <wp:effectExtent l="0" t="0" r="0" b="0"/>
+            <wp:docPr id="220349529" name="Picture 5" descr="A screen shot of a computer program&#10;&#10;AI-generated content may be incorrect."/>
+            <wp:cNvGraphicFramePr>
+              <a:graphicFrameLocks xmlns:a="http://schemas.openxmlformats.org/drawingml/2006/main" noChangeAspect="1"/>
+            </wp:cNvGraphicFramePr>
+            <a:graphic xmlns:a="http://schemas.openxmlformats.org/drawingml/2006/main">
+              <a:graphicData uri="http://schemas.openxmlformats.org/drawingml/2006/picture">
+                <pic:pic xmlns:pic="http://schemas.openxmlformats.org/drawingml/2006/picture">
+                  <pic:nvPicPr>
+                    <pic:cNvPr id="220349529" name="Picture 5" descr="A screen shot of a computer program&#10;&#10;AI-generated content may be incorrect."/>
+                    <pic:cNvPicPr>
+                      <a:picLocks noChangeAspect="1" noChangeArrowheads="1"/>
+                    </pic:cNvPicPr>
+                  </pic:nvPicPr>
+                  <pic:blipFill>
+                    <a:blip r:embed="rId9">
+                      <a:extLst>
+                        <a:ext uri="{28A0092B-C50C-407E-A947-70E740481C1C}">
+                          <a14:useLocalDpi xmlns:a14="http://schemas.microsoft.com/office/drawing/2010/main" val="0"/>
+                        </a:ext>
+                      </a:extLst>
+                    </a:blip>
+                    <a:srcRect/>
+                    <a:stretch>
+                      <a:fillRect/>
+                    </a:stretch>
+                  </pic:blipFill>
+                  <pic:spPr bwMode="auto">
+                    <a:xfrm>
+                      <a:off x="0" y="0"/>
+                      <a:ext cx="4252559" cy="7635519"/>
+                    </a:xfrm>
+                    <a:prstGeom prst="rect">
+                      <a:avLst/>
+                    </a:prstGeom>
+                    <a:noFill/>
+                    <a:ln>
+                      <a:noFill/>
+                    </a:ln>
+                  </pic:spPr>
+                </pic:pic>
+              </a:graphicData>
+            </a:graphic>
+          </wp:inline>
+        </w:drawing>
+      </w:r>
+    </w:p>
+    <w:p>
+      <w:pPr>
+        <w:pStyle w:val="Caption"/>
+        <w:jc w:val="center"/>
+        <w:rPr>
+          <w:lang w:val="ro-RO"/>
+        </w:rPr>
+      </w:pPr>
+      <w:r>
+        <w:t xml:space="preserve">Code </w:t>
+      </w:r>
+      <w:r>
+        <w:fldChar w:fldCharType="begin"/>
+      </w:r>
+      <w:r>
+        <w:instrText xml:space="preserve"> SEQ Code \* ARABIC </w:instrText>
+      </w:r>
+      <w:r>
+        <w:fldChar w:fldCharType="separate"/>
+      </w:r>
+      <w:r>
+        <w:rPr>
+          <w:noProof/>
+        </w:rPr>
+        <w:t>2</w:t>
+      </w:r>
+      <w:r>
+        <w:fldChar w:fldCharType="end"/>
+      </w:r>
+      <w:r>
+        <w:t>: SARSA Config</w:t>
+      </w:r>
+    </w:p>
+    <w:p>
+      <w:pPr>
+        <w:pStyle w:val="ListParagraph"/>
+        <w:numPr>
+          <w:ilvl w:val="0"/>
+          <w:numId w:val="9"/>
+        </w:numPr>
+        <w:rPr>
+          <w:lang w:val="ro-RO"/>
+        </w:rPr>
+      </w:pPr>
+      <w:r>
+        <w:rPr>
+          <w:b/>
+          <w:bCs/>
+          <w:lang w:val="ro-RO"/>
+        </w:rPr>
+        <w:lastRenderedPageBreak/>
+        <w:t>Algorithm:</w:t>
+      </w:r>
+      <w:r>
+        <w:rPr>
+          <w:lang w:val="ro-RO"/>
+        </w:rPr>
+        <w:t xml:space="preserve"> The algorithm is SARSA (line:6), the action policy is </w:t>
+      </w:r>
+      <m:oMath>
+        <m:r>
+          <w:rPr>
+            <w:rFonts w:ascii="Cambria Math" w:hAnsi="Cambria Math"/>
+            <w:lang w:val="ro-RO"/>
+          </w:rPr>
+          <m:t>ε</m:t>
+        </m:r>
+      </m:oMath>
+      <w:r>
+        <w:rPr>
+          <w:lang w:val="ro-RO"/>
+        </w:rPr>
+        <w:t xml:space="preserve">-greedy (line:8) with linear decay of the exploration variable </w:t>
+      </w:r>
+      <m:oMath>
+        <m:r>
+          <w:rPr>
+            <w:rFonts w:ascii="Cambria Math" w:hAnsi="Cambria Math"/>
+            <w:lang w:val="ro-RO"/>
+          </w:rPr>
+          <m:t>ε</m:t>
+        </m:r>
+      </m:oMath>
+      <w:r>
+        <w:rPr>
+          <w:lang w:val="ro-RO"/>
+        </w:rPr>
+        <w:t xml:space="preserve"> from 1.0 to 0.1 (lines:9-15). The discount factor </w:t>
+      </w:r>
+      <m:oMath>
+        <m:r>
+          <w:rPr>
+            <w:rFonts w:ascii="Cambria Math" w:hAnsi="Cambria Math"/>
+            <w:lang w:val="ro-RO"/>
+          </w:rPr>
+          <m:t>γ</m:t>
+        </m:r>
+      </m:oMath>
+      <w:r>
+        <w:rPr>
+          <w:lang w:val="ro-RO"/>
+        </w:rPr>
+        <w:t xml:space="preserve"> is set on line:16.</w:t>
+      </w:r>
+    </w:p>
+    <w:p>
+      <w:pPr>
+        <w:pStyle w:val="ListParagraph"/>
+        <w:numPr>
+          <w:ilvl w:val="0"/>
+          <w:numId w:val="9"/>
+        </w:numPr>
+        <w:rPr>
+          <w:lang w:val="ro-RO"/>
+        </w:rPr>
+      </w:pPr>
+      <w:r>
+        <w:rPr>
+          <w:b/>
+          <w:bCs/>
+          <w:lang w:val="ro-RO"/>
+        </w:rPr>
+        <w:t>Network architecture:</w:t>
+      </w:r>
+      <w:r>
+        <w:rPr>
+          <w:lang w:val="ro-RO"/>
+        </w:rPr>
+        <w:t xml:space="preserve"> A Convolutional Neural Network (CNN) is used (line:25). It has three convolutional layers (lines:27-31) followed by one fully-connected layer of 512 units (line:32) with ReLU activation (line:33). The network is trained using MSELoss (lines:38-40).</w:t>
+      </w:r>
+    </w:p>
+    <w:p>
+      <w:pPr>
+        <w:pStyle w:val="ListParagraph"/>
+        <w:numPr>
+          <w:ilvl w:val="0"/>
+          <w:numId w:val="9"/>
+        </w:numPr>
+        <w:rPr>
+          <w:lang w:val="ro-RO"/>
+        </w:rPr>
+      </w:pPr>
+      <w:r>
+        <w:rPr>
+          <w:b/>
+          <w:bCs/>
+          <w:lang w:val="ro-RO"/>
+        </w:rPr>
+        <w:t>Optimizer:</w:t>
+      </w:r>
+      <w:r>
+        <w:rPr>
+          <w:lang w:val="ro-RO"/>
+        </w:rPr>
+        <w:t xml:space="preserve"> The optimizer is RMSprop (line:42) with a constant learning rate of 0.00025 (line:43), the learning rate scheduler is set to null (line:45).</w:t>
+      </w:r>
+    </w:p>
+    <w:p>
+      <w:pPr>
+        <w:pStyle w:val="ListParagraph"/>
+        <w:numPr>
+          <w:ilvl w:val="0"/>
+          <w:numId w:val="9"/>
+        </w:numPr>
+        <w:rPr>
+          <w:lang w:val="ro-RO"/>
+        </w:rPr>
+      </w:pPr>
+      <w:r>
+        <w:rPr>
+          <w:b/>
+          <w:bCs/>
+          <w:lang w:val="ro-RO"/>
+        </w:rPr>
+        <w:t>Training frequency:</w:t>
+      </w:r>
+      <w:r>
+        <w:rPr>
+          <w:lang w:val="ro-RO"/>
+        </w:rPr>
+        <w:t xml:space="preserve"> Training is batch-wise, because we have selected </w:t>
+      </w:r>
+      <w:r>
+        <w:rPr>
+          <w:rStyle w:val="CodeChar"/>
+        </w:rPr>
+        <w:t>OnPolicyBatchReplay</w:t>
+      </w:r>
+      <w:r>
+        <w:rPr>
+          <w:lang w:val="ro-RO"/>
+        </w:rPr>
+        <w:t xml:space="preserve"> memory (line:22), and the batch size is 128 (line:18). This is controlled by the training_frequency parameter (line:18), since it means the network will be trained every 128 steps.</w:t>
+      </w:r>
+    </w:p>
+    <w:p>
+      <w:pPr>
+        <w:pStyle w:val="ListParagraph"/>
+        <w:numPr>
+          <w:ilvl w:val="0"/>
+          <w:numId w:val="9"/>
+        </w:numPr>
+        <w:rPr>
+          <w:lang w:val="ro-RO"/>
+        </w:rPr>
+      </w:pPr>
+      <w:r>
+        <w:rPr>
+          <w:b/>
+          <w:bCs/>
+          <w:lang w:val="ro-RO"/>
+        </w:rPr>
+        <w:t>Evaluation:</w:t>
+      </w:r>
+      <w:r>
+        <w:rPr>
+          <w:lang w:val="ro-RO"/>
+        </w:rPr>
+        <w:t xml:space="preserve"> The agent is evaluated every 25000 time steps (line:69). During evaluation, </w:t>
+      </w:r>
+      <m:oMath>
+        <m:r>
+          <w:rPr>
+            <w:rFonts w:ascii="Cambria Math" w:hAnsi="Cambria Math"/>
+            <w:lang w:val="ro-RO"/>
+          </w:rPr>
+          <m:t>ε</m:t>
+        </m:r>
+      </m:oMath>
+      <w:r>
+        <w:rPr>
+          <w:lang w:val="ro-RO"/>
+        </w:rPr>
+        <w:t xml:space="preserve"> is set to its </w:t>
+      </w:r>
+      <w:r>
+        <w:rPr>
+          <w:lang w:val="ro-RO"/>
+        </w:rPr>
+        <w:t>end</w:t>
+      </w:r>
+      <w:r>
+        <w:rPr>
+          <w:lang w:val="ro-RO"/>
+        </w:rPr>
+        <w:t xml:space="preserve"> value of 0.1 (line:12). Four sessions are run (line:72), then the mean total rewards are calculated and reported.</w:t>
+      </w:r>
+    </w:p>
+    <w:p>
+      <w:pPr>
+        <w:keepNext/>
+        <w:jc w:val="center"/>
+      </w:pPr>
+      <w:r>
+        <w:rPr>
+          <w:noProof/>
+        </w:rPr>
+        <w:drawing>
+          <wp:inline distT="0" distB="0" distL="0" distR="0" wp14:anchorId="15D454B4" wp14:editId="181A53E4">
+            <wp:extent cx="6525158" cy="3262579"/>
+            <wp:effectExtent l="0" t="0" r="0" b="0"/>
+            <wp:docPr id="1754060321" name="Picture 6" descr="A screenshot of a graph&#10;&#10;AI-generated content may be incorrect."/>
+            <wp:cNvGraphicFramePr>
+              <a:graphicFrameLocks xmlns:a="http://schemas.openxmlformats.org/drawingml/2006/main" noChangeAspect="1"/>
+            </wp:cNvGraphicFramePr>
+            <a:graphic xmlns:a="http://schemas.openxmlformats.org/drawingml/2006/main">
+              <a:graphicData uri="http://schemas.openxmlformats.org/drawingml/2006/picture">
+                <pic:pic xmlns:pic="http://schemas.openxmlformats.org/drawingml/2006/picture">
+                  <pic:nvPicPr>
+                    <pic:cNvPr id="1754060321" name="Picture 6" descr="A screenshot of a graph&#10;&#10;AI-generated content may be incorrect."/>
+                    <pic:cNvPicPr>
+                      <a:picLocks noChangeAspect="1" noChangeArrowheads="1"/>
+                    </pic:cNvPicPr>
+                  </pic:nvPicPr>
+                  <pic:blipFill>
+                    <a:blip r:embed="rId10" cstate="print">
+                      <a:extLst>
+                        <a:ext uri="{28A0092B-C50C-407E-A947-70E740481C1C}">
+                          <a14:useLocalDpi xmlns:a14="http://schemas.microsoft.com/office/drawing/2010/main" val="0"/>
+                        </a:ext>
+                      </a:extLst>
+                    </a:blip>
+                    <a:srcRect/>
+                    <a:stretch>
+                      <a:fillRect/>
+                    </a:stretch>
+                  </pic:blipFill>
+                  <pic:spPr bwMode="auto">
+                    <a:xfrm>
+                      <a:off x="0" y="0"/>
+                      <a:ext cx="6534702" cy="3267351"/>
+                    </a:xfrm>
+                    <a:prstGeom prst="rect">
+                      <a:avLst/>
+                    </a:prstGeom>
+                    <a:noFill/>
+                    <a:ln>
+                      <a:noFill/>
+                    </a:ln>
+                  </pic:spPr>
+                </pic:pic>
+              </a:graphicData>
+            </a:graphic>
+          </wp:inline>
+        </w:drawing>
+      </w:r>
+    </w:p>
+    <w:p>
+      <w:pPr>
+        <w:pStyle w:val="Caption"/>
+        <w:jc w:val="center"/>
+        <w:rPr>
+          <w:lang w:val="ro-RO"/>
+        </w:rPr>
+      </w:pPr>
+      <w:r>
+        <w:t xml:space="preserve">Figure </w:t>
+      </w:r>
+      <w:r>
+        <w:fldChar w:fldCharType="begin"/>
+      </w:r>
+      <w:r>
+        <w:instrText xml:space="preserve"> SEQ Figure \* ARABIC </w:instrText>
+      </w:r>
+      <w:r>
+        <w:fldChar w:fldCharType="separate"/>
+      </w:r>
+      <w:r>
+        <w:rPr>
+          <w:noProof/>
+        </w:rPr>
+        <w:t>3</w:t>
+      </w:r>
+      <w:r>
+        <w:fldChar w:fldCharType="end"/>
+      </w:r>
+      <w:r>
+        <w:t>: SARSA Trial Graphs</w:t>
+      </w:r>
     </w:p>
     <w:p>
       <w:pPr>
@@ -3588,30 +4500,420 @@
           <w:lang w:val="ro-RO"/>
         </w:rPr>
       </w:pPr>
-      <w:bookmarkStart w:id="12" w:name="_Toc201962441"/>
-      <w:r>
-        <w:rPr>
-          <w:lang w:val="ro-RO"/>
-        </w:rPr>
+      <w:bookmarkStart w:id="13" w:name="_Toc201962441"/>
+      <w:r>
+        <w:rPr>
+          <w:lang w:val="ro-RO"/>
+        </w:rPr>
+        <w:lastRenderedPageBreak/>
         <w:t>Deep Q-Networks (DQN)</w:t>
       </w:r>
-      <w:bookmarkEnd w:id="12"/>
+      <w:bookmarkEnd w:id="13"/>
+    </w:p>
+    <w:p>
+      <w:pPr>
+        <w:keepNext/>
+        <w:jc w:val="center"/>
+      </w:pPr>
+      <w:r>
+        <w:rPr>
+          <w:noProof/>
+        </w:rPr>
+        <w:drawing>
+          <wp:inline distT="0" distB="0" distL="0" distR="0" wp14:anchorId="1BC51293" wp14:editId="0CDDBDD1">
+            <wp:extent cx="5943600" cy="5349240"/>
+            <wp:effectExtent l="0" t="0" r="0" b="3810"/>
+            <wp:docPr id="628503961" name="Picture 7" descr="A screen shot of a computer program&#10;&#10;AI-generated content may be incorrect."/>
+            <wp:cNvGraphicFramePr>
+              <a:graphicFrameLocks xmlns:a="http://schemas.openxmlformats.org/drawingml/2006/main" noChangeAspect="1"/>
+            </wp:cNvGraphicFramePr>
+            <a:graphic xmlns:a="http://schemas.openxmlformats.org/drawingml/2006/main">
+              <a:graphicData uri="http://schemas.openxmlformats.org/drawingml/2006/picture">
+                <pic:pic xmlns:pic="http://schemas.openxmlformats.org/drawingml/2006/picture">
+                  <pic:nvPicPr>
+                    <pic:cNvPr id="628503961" name="Picture 7" descr="A screen shot of a computer program&#10;&#10;AI-generated content may be incorrect."/>
+                    <pic:cNvPicPr>
+                      <a:picLocks noChangeAspect="1" noChangeArrowheads="1"/>
+                    </pic:cNvPicPr>
+                  </pic:nvPicPr>
+                  <pic:blipFill>
+                    <a:blip r:embed="rId11">
+                      <a:extLst>
+                        <a:ext uri="{28A0092B-C50C-407E-A947-70E740481C1C}">
+                          <a14:useLocalDpi xmlns:a14="http://schemas.microsoft.com/office/drawing/2010/main" val="0"/>
+                        </a:ext>
+                      </a:extLst>
+                    </a:blip>
+                    <a:srcRect/>
+                    <a:stretch>
+                      <a:fillRect/>
+                    </a:stretch>
+                  </pic:blipFill>
+                  <pic:spPr bwMode="auto">
+                    <a:xfrm>
+                      <a:off x="0" y="0"/>
+                      <a:ext cx="5943600" cy="5349240"/>
+                    </a:xfrm>
+                    <a:prstGeom prst="rect">
+                      <a:avLst/>
+                    </a:prstGeom>
+                    <a:noFill/>
+                    <a:ln>
+                      <a:noFill/>
+                    </a:ln>
+                  </pic:spPr>
+                </pic:pic>
+              </a:graphicData>
+            </a:graphic>
+          </wp:inline>
+        </w:drawing>
+      </w:r>
+    </w:p>
+    <w:p>
+      <w:pPr>
+        <w:pStyle w:val="Caption"/>
+        <w:jc w:val="center"/>
+        <w:rPr>
+          <w:lang w:val="ro-RO"/>
+        </w:rPr>
+      </w:pPr>
+      <w:r>
+        <w:t xml:space="preserve">Code </w:t>
+      </w:r>
+      <w:r>
+        <w:fldChar w:fldCharType="begin"/>
+      </w:r>
+      <w:r>
+        <w:instrText xml:space="preserve"> SEQ Code \* ARABIC </w:instrText>
+      </w:r>
+      <w:r>
+        <w:fldChar w:fldCharType="separate"/>
+      </w:r>
+      <w:r>
+        <w:rPr>
+          <w:noProof/>
+        </w:rPr>
+        <w:t>3</w:t>
+      </w:r>
+      <w:r>
+        <w:fldChar w:fldCharType="end"/>
+      </w:r>
+      <w:r>
+        <w:t>: Vanilla DQN Config</w:t>
+      </w:r>
+    </w:p>
+    <w:p>
+      <w:pPr>
+        <w:pStyle w:val="ListParagraph"/>
+        <w:numPr>
+          <w:ilvl w:val="0"/>
+          <w:numId w:val="10"/>
+        </w:numPr>
+        <w:rPr>
+          <w:lang w:val="ro-RO"/>
+        </w:rPr>
+      </w:pPr>
+      <w:r>
+        <w:rPr>
+          <w:b/>
+          <w:bCs/>
+          <w:lang w:val="ro-RO"/>
+        </w:rPr>
+        <w:t>Algorithm:</w:t>
+      </w:r>
+      <w:r>
+        <w:rPr>
+          <w:lang w:val="ro-RO"/>
+        </w:rPr>
+        <w:t xml:space="preserve"> The algorithm is VanillaDQN (line:6), the action policy is </w:t>
+      </w:r>
+      <w:r>
+        <w:rPr>
+          <w:rStyle w:val="CodeChar"/>
+        </w:rPr>
+        <w:t>boltzmann</w:t>
+      </w:r>
+      <w:r>
+        <w:rPr>
+          <w:lang w:val="ro-RO"/>
+        </w:rPr>
+        <w:t xml:space="preserve"> (line:8) with linear decay of the exploration temperature from 5.0 to 0.5 (lines:9-15). The discount factor </w:t>
+      </w:r>
+      <m:oMath>
+        <m:r>
+          <w:rPr>
+            <w:rFonts w:ascii="Cambria Math" w:hAnsi="Cambria Math"/>
+            <w:lang w:val="ro-RO"/>
+          </w:rPr>
+          <m:t>γ</m:t>
+        </m:r>
+      </m:oMath>
+      <w:r>
+        <w:rPr>
+          <w:lang w:val="ro-RO"/>
+        </w:rPr>
+        <w:t xml:space="preserve"> is set on line:16.</w:t>
+      </w:r>
+    </w:p>
+    <w:p>
+      <w:pPr>
+        <w:pStyle w:val="ListParagraph"/>
+        <w:numPr>
+          <w:ilvl w:val="0"/>
+          <w:numId w:val="10"/>
+        </w:numPr>
+        <w:rPr>
+          <w:lang w:val="ro-RO"/>
+        </w:rPr>
+      </w:pPr>
+      <w:r>
+        <w:rPr>
+          <w:b/>
+          <w:bCs/>
+          <w:lang w:val="ro-RO"/>
+        </w:rPr>
+        <w:t>Network architecture:</w:t>
+      </w:r>
+      <w:r>
+        <w:rPr>
+          <w:lang w:val="ro-RO"/>
+        </w:rPr>
+        <w:t xml:space="preserve"> A Convolutional Neural Network (CNN) is used (line:30). It has three convolutional layers (lines:32-36) followed by one fully-connected layer of 512 units (line:37) with ReLU activation (line:38). The network is trained using </w:t>
+      </w:r>
+      <w:r>
+        <w:rPr>
+          <w:rStyle w:val="CodeChar"/>
+        </w:rPr>
+        <w:t>SmoothL1Loss</w:t>
+      </w:r>
+      <w:r>
+        <w:rPr>
+          <w:lang w:val="ro-RO"/>
+        </w:rPr>
+        <w:t xml:space="preserve"> (line:43), which is more robust to outliers than standard MSE.</w:t>
+      </w:r>
+    </w:p>
+    <w:p>
+      <w:pPr>
+        <w:pStyle w:val="ListParagraph"/>
+        <w:numPr>
+          <w:ilvl w:val="0"/>
+          <w:numId w:val="10"/>
+        </w:numPr>
+        <w:rPr>
+          <w:lang w:val="ro-RO"/>
+        </w:rPr>
+      </w:pPr>
+      <w:r>
+        <w:rPr>
+          <w:b/>
+          <w:bCs/>
+          <w:lang w:val="ro-RO"/>
+        </w:rPr>
+        <w:t>Optimizer:</w:t>
+      </w:r>
+      <w:r>
+        <w:rPr>
+          <w:lang w:val="ro-RO"/>
+        </w:rPr>
+        <w:t xml:space="preserve"> The optimizer is Adam (line:45) with a constant learning rate of </w:t>
+      </w:r>
+      <m:oMath>
+        <m:r>
+          <w:rPr>
+            <w:rFonts w:ascii="Cambria Math" w:hAnsi="Cambria Math"/>
+            <w:lang w:val="ro-RO"/>
+          </w:rPr>
+          <m:t>1e-4</m:t>
+        </m:r>
+      </m:oMath>
+      <w:r>
+        <w:rPr>
+          <w:lang w:val="ro-RO"/>
+        </w:rPr>
+        <w:t xml:space="preserve"> (line:46), since the learning rate scheduler is set to null (line:48).</w:t>
+      </w:r>
+    </w:p>
+    <w:p>
+      <w:pPr>
+        <w:pStyle w:val="ListParagraph"/>
+        <w:numPr>
+          <w:ilvl w:val="0"/>
+          <w:numId w:val="10"/>
+        </w:numPr>
+        <w:rPr>
+          <w:lang w:val="ro-RO"/>
+        </w:rPr>
+      </w:pPr>
+      <w:r>
+        <w:rPr>
+          <w:b/>
+          <w:bCs/>
+          <w:lang w:val="ro-RO"/>
+        </w:rPr>
+        <w:lastRenderedPageBreak/>
+        <w:t>Training frequency:</w:t>
+      </w:r>
+      <w:r>
+        <w:rPr>
+          <w:lang w:val="ro-RO"/>
+        </w:rPr>
+        <w:t xml:space="preserve"> Training is off-policy, using an Experience Replay memory that stores 500,000 experiences (line:26). Training begins after an initial 50,000 steps (line:18). Then, the network is trained every 4 environment steps (line:17) on a batch of 32 experiences sampled from the replay memory (line:27).</w:t>
+      </w:r>
+    </w:p>
+    <w:p>
+      <w:pPr>
+        <w:pStyle w:val="ListParagraph"/>
+        <w:numPr>
+          <w:ilvl w:val="0"/>
+          <w:numId w:val="10"/>
+        </w:numPr>
+        <w:rPr>
+          <w:lang w:val="ro-RO"/>
+        </w:rPr>
+      </w:pPr>
+      <w:r>
+        <w:rPr>
+          <w:b/>
+          <w:bCs/>
+          <w:lang w:val="ro-RO"/>
+        </w:rPr>
+        <w:t>Evaluation:</w:t>
+      </w:r>
+      <w:r>
+        <w:rPr>
+          <w:lang w:val="ro-RO"/>
+        </w:rPr>
+        <w:t xml:space="preserve"> The agent is evaluated every 25000 time steps (line:69). During evaluation, the exploration temperature is set to its final value of 0.5 (line:12). A single session is run (line:73).</w:t>
+      </w:r>
+    </w:p>
+    <w:p>
+      <w:pPr>
+        <w:keepNext/>
+      </w:pPr>
+      <w:r>
+        <w:rPr>
+          <w:noProof/>
+        </w:rPr>
+        <w:drawing>
+          <wp:inline distT="0" distB="0" distL="0" distR="0" wp14:anchorId="646F49E7" wp14:editId="3FC9C645">
+            <wp:extent cx="6349592" cy="3174796"/>
+            <wp:effectExtent l="0" t="0" r="0" b="6985"/>
+            <wp:docPr id="1282332865" name="Picture 8" descr="A screenshot of a graph&#10;&#10;AI-generated content may be incorrect."/>
+            <wp:cNvGraphicFramePr>
+              <a:graphicFrameLocks xmlns:a="http://schemas.openxmlformats.org/drawingml/2006/main" noChangeAspect="1"/>
+            </wp:cNvGraphicFramePr>
+            <a:graphic xmlns:a="http://schemas.openxmlformats.org/drawingml/2006/main">
+              <a:graphicData uri="http://schemas.openxmlformats.org/drawingml/2006/picture">
+                <pic:pic xmlns:pic="http://schemas.openxmlformats.org/drawingml/2006/picture">
+                  <pic:nvPicPr>
+                    <pic:cNvPr id="1282332865" name="Picture 8" descr="A screenshot of a graph&#10;&#10;AI-generated content may be incorrect."/>
+                    <pic:cNvPicPr>
+                      <a:picLocks noChangeAspect="1" noChangeArrowheads="1"/>
+                    </pic:cNvPicPr>
+                  </pic:nvPicPr>
+                  <pic:blipFill>
+                    <a:blip r:embed="rId12" cstate="print">
+                      <a:extLst>
+                        <a:ext uri="{28A0092B-C50C-407E-A947-70E740481C1C}">
+                          <a14:useLocalDpi xmlns:a14="http://schemas.microsoft.com/office/drawing/2010/main" val="0"/>
+                        </a:ext>
+                      </a:extLst>
+                    </a:blip>
+                    <a:srcRect/>
+                    <a:stretch>
+                      <a:fillRect/>
+                    </a:stretch>
+                  </pic:blipFill>
+                  <pic:spPr bwMode="auto">
+                    <a:xfrm>
+                      <a:off x="0" y="0"/>
+                      <a:ext cx="6358197" cy="3179099"/>
+                    </a:xfrm>
+                    <a:prstGeom prst="rect">
+                      <a:avLst/>
+                    </a:prstGeom>
+                    <a:noFill/>
+                    <a:ln>
+                      <a:noFill/>
+                    </a:ln>
+                  </pic:spPr>
+                </pic:pic>
+              </a:graphicData>
+            </a:graphic>
+          </wp:inline>
+        </w:drawing>
+      </w:r>
+    </w:p>
+    <w:p>
+      <w:pPr>
+        <w:pStyle w:val="Caption"/>
+        <w:jc w:val="center"/>
+        <w:rPr>
+          <w:lang w:val="ro-RO"/>
+        </w:rPr>
+      </w:pPr>
+      <w:r>
+        <w:t xml:space="preserve">Figure </w:t>
+      </w:r>
+      <w:r>
+        <w:fldChar w:fldCharType="begin"/>
+      </w:r>
+      <w:r>
+        <w:instrText xml:space="preserve"> SEQ Figure \* ARABIC </w:instrText>
+      </w:r>
+      <w:r>
+        <w:fldChar w:fldCharType="separate"/>
+      </w:r>
+      <w:r>
+        <w:rPr>
+          <w:noProof/>
+        </w:rPr>
+        <w:t>4</w:t>
+      </w:r>
+      <w:r>
+        <w:fldChar w:fldCharType="end"/>
+      </w:r>
+      <w:r>
+        <w:t>: Vanilla DQN Trial Graphs</w:t>
+      </w:r>
     </w:p>
     <w:p>
       <w:pPr>
         <w:pStyle w:val="Heading2"/>
         <w:rPr>
-          <w:lang w:val="ro-RO"/>
-        </w:rPr>
-      </w:pPr>
-      <w:bookmarkStart w:id="13" w:name="_Toc201962442"/>
+          <w:rFonts w:eastAsiaTheme="minorEastAsia"/>
+        </w:rPr>
+      </w:pPr>
+      <w:r>
+        <w:rPr>
+          <w:rFonts w:eastAsiaTheme="minorEastAsia"/>
+        </w:rPr>
+        <w:t>DQN with Target Networks</w:t>
+      </w:r>
+    </w:p>
+    <w:p>
+      <w:pPr>
+        <w:rPr>
+          <w:lang w:val="ro-RO"/>
+        </w:rPr>
+      </w:pPr>
+    </w:p>
+    <w:p>
+      <w:pPr>
+        <w:pStyle w:val="Heading2"/>
+        <w:rPr>
+          <w:lang w:val="ro-RO"/>
+        </w:rPr>
+      </w:pPr>
+      <w:bookmarkStart w:id="14" w:name="_Toc201962442"/>
       <w:r>
         <w:rPr>
           <w:lang w:val="ro-RO"/>
         </w:rPr>
         <w:t>Double DQN (DDQN)</w:t>
       </w:r>
-      <w:bookmarkEnd w:id="13"/>
+      <w:bookmarkEnd w:id="14"/>
     </w:p>
     <w:p>
       <w:pPr>
@@ -3620,14 +4922,14 @@
           <w:lang w:val="ro-RO"/>
         </w:rPr>
       </w:pPr>
-      <w:bookmarkStart w:id="14" w:name="_Toc201962443"/>
+      <w:bookmarkStart w:id="15" w:name="_Toc201962443"/>
       <w:r>
         <w:rPr>
           <w:lang w:val="ro-RO"/>
         </w:rPr>
         <w:t>Advantage Actor-Critic (A2C)</w:t>
       </w:r>
-      <w:bookmarkEnd w:id="14"/>
+      <w:bookmarkEnd w:id="15"/>
     </w:p>
     <w:p>
       <w:pPr>
@@ -3636,14 +4938,14 @@
           <w:lang w:val="ro-RO"/>
         </w:rPr>
       </w:pPr>
-      <w:bookmarkStart w:id="15" w:name="_Toc201962444"/>
+      <w:bookmarkStart w:id="16" w:name="_Toc201962444"/>
       <w:r>
         <w:rPr>
           <w:lang w:val="ro-RO"/>
         </w:rPr>
         <w:t>Proximal Policy Optimization (PPO)</w:t>
       </w:r>
-      <w:bookmarkEnd w:id="15"/>
+      <w:bookmarkEnd w:id="16"/>
     </w:p>
     <w:p>
       <w:pPr>
@@ -3652,14 +4954,14 @@
           <w:lang w:val="ro-RO"/>
         </w:rPr>
       </w:pPr>
-      <w:bookmarkStart w:id="16" w:name="_Toc201962445"/>
+      <w:bookmarkStart w:id="17" w:name="_Toc201962445"/>
       <w:r>
         <w:rPr>
           <w:lang w:val="ro-RO"/>
         </w:rPr>
         <w:t>Asynchronous Advantage Actor-Critic (A3C)</w:t>
       </w:r>
-      <w:bookmarkEnd w:id="16"/>
+      <w:bookmarkEnd w:id="17"/>
     </w:p>
     <w:p>
       <w:pPr>
@@ -3668,14 +4970,14 @@
           <w:lang w:val="ro-RO"/>
         </w:rPr>
       </w:pPr>
-      <w:bookmarkStart w:id="17" w:name="_Toc201962446"/>
+      <w:bookmarkStart w:id="18" w:name="_Toc201962446"/>
       <w:r>
         <w:rPr>
           <w:lang w:val="ro-RO"/>
         </w:rPr>
         <w:t>Conclusions</w:t>
       </w:r>
-      <w:bookmarkEnd w:id="17"/>
+      <w:bookmarkEnd w:id="18"/>
     </w:p>
     <w:p>
       <w:pPr>
@@ -3688,17 +4990,17 @@
       <w:pPr>
         <w:pStyle w:val="Heading1"/>
       </w:pPr>
-      <w:bookmarkStart w:id="18" w:name="_Toc201962447"/>
+      <w:bookmarkStart w:id="19" w:name="_Toc201962447"/>
       <w:r>
         <w:t>References</w:t>
       </w:r>
-      <w:bookmarkEnd w:id="18"/>
+      <w:bookmarkEnd w:id="19"/>
     </w:p>
     <w:p>
       <w:r>
         <w:t xml:space="preserve">[1]. </w:t>
       </w:r>
-      <w:hyperlink r:id="rId7" w:history="1">
+      <w:hyperlink r:id="rId13" w:history="1">
         <w:r>
           <w:rPr>
             <w:rStyle w:val="Hyperlink"/>
@@ -3711,7 +5013,7 @@
       <w:r>
         <w:t xml:space="preserve">[2]. </w:t>
       </w:r>
-      <w:hyperlink r:id="rId8" w:history="1">
+      <w:hyperlink r:id="rId14" w:history="1">
         <w:r>
           <w:rPr>
             <w:rStyle w:val="Hyperlink"/>
@@ -3734,6 +5036,232 @@
 <file path=word/numbering.xml><?xml version="1.0" encoding="utf-8"?>
 <w:numbering xmlns:wpc="http://schemas.microsoft.com/office/word/2010/wordprocessingCanvas" xmlns:cx="http://schemas.microsoft.com/office/drawing/2014/chartex" xmlns:cx1="http://schemas.microsoft.com/office/drawing/2015/9/8/chartex" xmlns:cx2="http://schemas.microsoft.com/office/drawing/2015/10/21/chartex" xmlns:cx3="http://schemas.microsoft.com/office/drawing/2016/5/9/chartex" xmlns:cx4="http://schemas.microsoft.com/office/drawing/2016/5/10/chartex" xmlns:cx5="http://schemas.microsoft.com/office/drawing/2016/5/11/chartex" xmlns:cx6="http://schemas.microsoft.com/office/drawing/2016/5/12/chartex" xmlns:cx7="http://schemas.microsoft.com/office/drawing/2016/5/13/chartex" xmlns:cx8="http://schemas.microsoft.com/office/drawing/2016/5/14/chartex" xmlns:mc="http://schemas.openxmlformats.org/markup-compatibility/2006" xmlns:aink="http://schemas.microsoft.com/office/drawing/2016/ink" xmlns:am3d="http://schemas.microsoft.com/office/drawing/2017/model3d" xmlns:o="urn:schemas-microsoft-com:office:office" xmlns:oel="http://schemas.microsoft.com/office/2019/extlst" xmlns:r="http://schemas.openxmlformats.org/officeDocument/2006/relationships" xmlns:m="http://schemas.openxmlformats.org/officeDocument/2006/math" xmlns:v="urn:schemas-microsoft-com:vml" xmlns:wp14="http://schemas.microsoft.com/office/word/2010/wordprocessingDrawing" xmlns:wp="http://schemas.openxmlformats.org/drawingml/2006/wordprocessingDrawing" xmlns:w10="urn:schemas-microsoft-com:office:word" xmlns:w="http://schemas.openxmlformats.org/wordprocessingml/2006/main" xmlns:w14="http://schemas.microsoft.com/office/word/2010/wordml" xmlns:w15="http://schemas.microsoft.com/office/word/2012/wordml" xmlns:w16cex="http://schemas.microsoft.com/office/word/2018/wordml/cex" xmlns:w16cid="http://schemas.microsoft.com/office/word/2016/wordml/cid" xmlns:w16="http://schemas.microsoft.com/office/word/2018/wordml" xmlns:w16du="http://schemas.microsoft.com/office/word/2023/wordml/word16du" xmlns:w16sdtdh="http://schemas.microsoft.com/office/word/2020/wordml/sdtdatahash" xmlns:w16sdtfl="http://schemas.microsoft.com/office/word/2024/wordml/sdtformatlock" xmlns:w16se="http://schemas.microsoft.com/office/word/2015/wordml/symex" xmlns:wpg="http://schemas.microsoft.com/office/word/2010/wordprocessingGroup" xmlns:wpi="http://schemas.microsoft.com/office/word/2010/wordprocessingInk" xmlns:wne="http://schemas.microsoft.com/office/word/2006/wordml" xmlns:wps="http://schemas.microsoft.com/office/word/2010/wordprocessingShape" mc:Ignorable="w14 w15 w16se w16cid w16 w16cex w16sdtdh w16sdtfl w16du wp14">
   <w:abstractNum w:abstractNumId="0" w15:restartNumberingAfterBreak="0">
+    <w:nsid w:val="0C361604"/>
+    <w:multiLevelType w:val="hybridMultilevel"/>
+    <w:tmpl w:val="8A7890E8"/>
+    <w:lvl w:ilvl="0" w:tplc="04090001">
+      <w:start w:val="1"/>
+      <w:numFmt w:val="bullet"/>
+      <w:lvlText w:val=""/>
+      <w:lvlJc w:val="left"/>
+      <w:pPr>
+        <w:ind w:left="720" w:hanging="360"/>
+      </w:pPr>
+      <w:rPr>
+        <w:rFonts w:ascii="Symbol" w:hAnsi="Symbol" w:hint="default"/>
+      </w:rPr>
+    </w:lvl>
+    <w:lvl w:ilvl="1" w:tplc="04090003" w:tentative="1">
+      <w:start w:val="1"/>
+      <w:numFmt w:val="bullet"/>
+      <w:lvlText w:val="o"/>
+      <w:lvlJc w:val="left"/>
+      <w:pPr>
+        <w:ind w:left="1440" w:hanging="360"/>
+      </w:pPr>
+      <w:rPr>
+        <w:rFonts w:ascii="Courier New" w:hAnsi="Courier New" w:cs="Courier New" w:hint="default"/>
+      </w:rPr>
+    </w:lvl>
+    <w:lvl w:ilvl="2" w:tplc="04090005" w:tentative="1">
+      <w:start w:val="1"/>
+      <w:numFmt w:val="bullet"/>
+      <w:lvlText w:val=""/>
+      <w:lvlJc w:val="left"/>
+      <w:pPr>
+        <w:ind w:left="2160" w:hanging="360"/>
+      </w:pPr>
+      <w:rPr>
+        <w:rFonts w:ascii="Wingdings" w:hAnsi="Wingdings" w:hint="default"/>
+      </w:rPr>
+    </w:lvl>
+    <w:lvl w:ilvl="3" w:tplc="04090001" w:tentative="1">
+      <w:start w:val="1"/>
+      <w:numFmt w:val="bullet"/>
+      <w:lvlText w:val=""/>
+      <w:lvlJc w:val="left"/>
+      <w:pPr>
+        <w:ind w:left="2880" w:hanging="360"/>
+      </w:pPr>
+      <w:rPr>
+        <w:rFonts w:ascii="Symbol" w:hAnsi="Symbol" w:hint="default"/>
+      </w:rPr>
+    </w:lvl>
+    <w:lvl w:ilvl="4" w:tplc="04090003" w:tentative="1">
+      <w:start w:val="1"/>
+      <w:numFmt w:val="bullet"/>
+      <w:lvlText w:val="o"/>
+      <w:lvlJc w:val="left"/>
+      <w:pPr>
+        <w:ind w:left="3600" w:hanging="360"/>
+      </w:pPr>
+      <w:rPr>
+        <w:rFonts w:ascii="Courier New" w:hAnsi="Courier New" w:cs="Courier New" w:hint="default"/>
+      </w:rPr>
+    </w:lvl>
+    <w:lvl w:ilvl="5" w:tplc="04090005" w:tentative="1">
+      <w:start w:val="1"/>
+      <w:numFmt w:val="bullet"/>
+      <w:lvlText w:val=""/>
+      <w:lvlJc w:val="left"/>
+      <w:pPr>
+        <w:ind w:left="4320" w:hanging="360"/>
+      </w:pPr>
+      <w:rPr>
+        <w:rFonts w:ascii="Wingdings" w:hAnsi="Wingdings" w:hint="default"/>
+      </w:rPr>
+    </w:lvl>
+    <w:lvl w:ilvl="6" w:tplc="04090001" w:tentative="1">
+      <w:start w:val="1"/>
+      <w:numFmt w:val="bullet"/>
+      <w:lvlText w:val=""/>
+      <w:lvlJc w:val="left"/>
+      <w:pPr>
+        <w:ind w:left="5040" w:hanging="360"/>
+      </w:pPr>
+      <w:rPr>
+        <w:rFonts w:ascii="Symbol" w:hAnsi="Symbol" w:hint="default"/>
+      </w:rPr>
+    </w:lvl>
+    <w:lvl w:ilvl="7" w:tplc="04090003" w:tentative="1">
+      <w:start w:val="1"/>
+      <w:numFmt w:val="bullet"/>
+      <w:lvlText w:val="o"/>
+      <w:lvlJc w:val="left"/>
+      <w:pPr>
+        <w:ind w:left="5760" w:hanging="360"/>
+      </w:pPr>
+      <w:rPr>
+        <w:rFonts w:ascii="Courier New" w:hAnsi="Courier New" w:cs="Courier New" w:hint="default"/>
+      </w:rPr>
+    </w:lvl>
+    <w:lvl w:ilvl="8" w:tplc="04090005" w:tentative="1">
+      <w:start w:val="1"/>
+      <w:numFmt w:val="bullet"/>
+      <w:lvlText w:val=""/>
+      <w:lvlJc w:val="left"/>
+      <w:pPr>
+        <w:ind w:left="6480" w:hanging="360"/>
+      </w:pPr>
+      <w:rPr>
+        <w:rFonts w:ascii="Wingdings" w:hAnsi="Wingdings" w:hint="default"/>
+      </w:rPr>
+    </w:lvl>
+  </w:abstractNum>
+  <w:abstractNum w:abstractNumId="1" w15:restartNumberingAfterBreak="0">
+    <w:nsid w:val="12F74C8E"/>
+    <w:multiLevelType w:val="hybridMultilevel"/>
+    <w:tmpl w:val="522CC158"/>
+    <w:lvl w:ilvl="0" w:tplc="04090001">
+      <w:start w:val="1"/>
+      <w:numFmt w:val="bullet"/>
+      <w:lvlText w:val=""/>
+      <w:lvlJc w:val="left"/>
+      <w:pPr>
+        <w:ind w:left="720" w:hanging="360"/>
+      </w:pPr>
+      <w:rPr>
+        <w:rFonts w:ascii="Symbol" w:hAnsi="Symbol" w:hint="default"/>
+      </w:rPr>
+    </w:lvl>
+    <w:lvl w:ilvl="1" w:tplc="04090003" w:tentative="1">
+      <w:start w:val="1"/>
+      <w:numFmt w:val="bullet"/>
+      <w:lvlText w:val="o"/>
+      <w:lvlJc w:val="left"/>
+      <w:pPr>
+        <w:ind w:left="1440" w:hanging="360"/>
+      </w:pPr>
+      <w:rPr>
+        <w:rFonts w:ascii="Courier New" w:hAnsi="Courier New" w:cs="Courier New" w:hint="default"/>
+      </w:rPr>
+    </w:lvl>
+    <w:lvl w:ilvl="2" w:tplc="04090005" w:tentative="1">
+      <w:start w:val="1"/>
+      <w:numFmt w:val="bullet"/>
+      <w:lvlText w:val=""/>
+      <w:lvlJc w:val="left"/>
+      <w:pPr>
+        <w:ind w:left="2160" w:hanging="360"/>
+      </w:pPr>
+      <w:rPr>
+        <w:rFonts w:ascii="Wingdings" w:hAnsi="Wingdings" w:hint="default"/>
+      </w:rPr>
+    </w:lvl>
+    <w:lvl w:ilvl="3" w:tplc="04090001" w:tentative="1">
+      <w:start w:val="1"/>
+      <w:numFmt w:val="bullet"/>
+      <w:lvlText w:val=""/>
+      <w:lvlJc w:val="left"/>
+      <w:pPr>
+        <w:ind w:left="2880" w:hanging="360"/>
+      </w:pPr>
+      <w:rPr>
+        <w:rFonts w:ascii="Symbol" w:hAnsi="Symbol" w:hint="default"/>
+      </w:rPr>
+    </w:lvl>
+    <w:lvl w:ilvl="4" w:tplc="04090003" w:tentative="1">
+      <w:start w:val="1"/>
+      <w:numFmt w:val="bullet"/>
+      <w:lvlText w:val="o"/>
+      <w:lvlJc w:val="left"/>
+      <w:pPr>
+        <w:ind w:left="3600" w:hanging="360"/>
+      </w:pPr>
+      <w:rPr>
+        <w:rFonts w:ascii="Courier New" w:hAnsi="Courier New" w:cs="Courier New" w:hint="default"/>
+      </w:rPr>
+    </w:lvl>
+    <w:lvl w:ilvl="5" w:tplc="04090005" w:tentative="1">
+      <w:start w:val="1"/>
+      <w:numFmt w:val="bullet"/>
+      <w:lvlText w:val=""/>
+      <w:lvlJc w:val="left"/>
+      <w:pPr>
+        <w:ind w:left="4320" w:hanging="360"/>
+      </w:pPr>
+      <w:rPr>
+        <w:rFonts w:ascii="Wingdings" w:hAnsi="Wingdings" w:hint="default"/>
+      </w:rPr>
+    </w:lvl>
+    <w:lvl w:ilvl="6" w:tplc="04090001" w:tentative="1">
+      <w:start w:val="1"/>
+      <w:numFmt w:val="bullet"/>
+      <w:lvlText w:val=""/>
+      <w:lvlJc w:val="left"/>
+      <w:pPr>
+        <w:ind w:left="5040" w:hanging="360"/>
+      </w:pPr>
+      <w:rPr>
+        <w:rFonts w:ascii="Symbol" w:hAnsi="Symbol" w:hint="default"/>
+      </w:rPr>
+    </w:lvl>
+    <w:lvl w:ilvl="7" w:tplc="04090003" w:tentative="1">
+      <w:start w:val="1"/>
+      <w:numFmt w:val="bullet"/>
+      <w:lvlText w:val="o"/>
+      <w:lvlJc w:val="left"/>
+      <w:pPr>
+        <w:ind w:left="5760" w:hanging="360"/>
+      </w:pPr>
+      <w:rPr>
+        <w:rFonts w:ascii="Courier New" w:hAnsi="Courier New" w:cs="Courier New" w:hint="default"/>
+      </w:rPr>
+    </w:lvl>
+    <w:lvl w:ilvl="8" w:tplc="04090005" w:tentative="1">
+      <w:start w:val="1"/>
+      <w:numFmt w:val="bullet"/>
+      <w:lvlText w:val=""/>
+      <w:lvlJc w:val="left"/>
+      <w:pPr>
+        <w:ind w:left="6480" w:hanging="360"/>
+      </w:pPr>
+      <w:rPr>
+        <w:rFonts w:ascii="Wingdings" w:hAnsi="Wingdings" w:hint="default"/>
+      </w:rPr>
+    </w:lvl>
+  </w:abstractNum>
+  <w:abstractNum w:abstractNumId="2" w15:restartNumberingAfterBreak="0">
     <w:nsid w:val="14053740"/>
     <w:multiLevelType w:val="hybridMultilevel"/>
     <w:tmpl w:val="97AE93A0"/>
@@ -3819,7 +5347,7 @@
       </w:pPr>
     </w:lvl>
   </w:abstractNum>
-  <w:abstractNum w:abstractNumId="1" w15:restartNumberingAfterBreak="0">
+  <w:abstractNum w:abstractNumId="3" w15:restartNumberingAfterBreak="0">
     <w:nsid w:val="22CF088C"/>
     <w:multiLevelType w:val="hybridMultilevel"/>
     <w:tmpl w:val="2708C3CA"/>
@@ -3905,7 +5433,7 @@
       </w:pPr>
     </w:lvl>
   </w:abstractNum>
-  <w:abstractNum w:abstractNumId="2" w15:restartNumberingAfterBreak="0">
+  <w:abstractNum w:abstractNumId="4" w15:restartNumberingAfterBreak="0">
     <w:nsid w:val="314F655D"/>
     <w:multiLevelType w:val="hybridMultilevel"/>
     <w:tmpl w:val="FE1E5ADE"/>
@@ -4018,7 +5546,7 @@
       </w:rPr>
     </w:lvl>
   </w:abstractNum>
-  <w:abstractNum w:abstractNumId="3" w15:restartNumberingAfterBreak="0">
+  <w:abstractNum w:abstractNumId="5" w15:restartNumberingAfterBreak="0">
     <w:nsid w:val="344D1FED"/>
     <w:multiLevelType w:val="hybridMultilevel"/>
     <w:tmpl w:val="0598F550"/>
@@ -4131,7 +5659,7 @@
       </w:rPr>
     </w:lvl>
   </w:abstractNum>
-  <w:abstractNum w:abstractNumId="4" w15:restartNumberingAfterBreak="0">
+  <w:abstractNum w:abstractNumId="6" w15:restartNumberingAfterBreak="0">
     <w:nsid w:val="37696FF6"/>
     <w:multiLevelType w:val="hybridMultilevel"/>
     <w:tmpl w:val="05249626"/>
@@ -4217,7 +5745,120 @@
       </w:pPr>
     </w:lvl>
   </w:abstractNum>
-  <w:abstractNum w:abstractNumId="5" w15:restartNumberingAfterBreak="0">
+  <w:abstractNum w:abstractNumId="7" w15:restartNumberingAfterBreak="0">
+    <w:nsid w:val="38B81786"/>
+    <w:multiLevelType w:val="hybridMultilevel"/>
+    <w:tmpl w:val="5714245C"/>
+    <w:lvl w:ilvl="0" w:tplc="04090001">
+      <w:start w:val="1"/>
+      <w:numFmt w:val="bullet"/>
+      <w:lvlText w:val=""/>
+      <w:lvlJc w:val="left"/>
+      <w:pPr>
+        <w:ind w:left="720" w:hanging="360"/>
+      </w:pPr>
+      <w:rPr>
+        <w:rFonts w:ascii="Symbol" w:hAnsi="Symbol" w:hint="default"/>
+      </w:rPr>
+    </w:lvl>
+    <w:lvl w:ilvl="1" w:tplc="04090003" w:tentative="1">
+      <w:start w:val="1"/>
+      <w:numFmt w:val="bullet"/>
+      <w:lvlText w:val="o"/>
+      <w:lvlJc w:val="left"/>
+      <w:pPr>
+        <w:ind w:left="1440" w:hanging="360"/>
+      </w:pPr>
+      <w:rPr>
+        <w:rFonts w:ascii="Courier New" w:hAnsi="Courier New" w:cs="Courier New" w:hint="default"/>
+      </w:rPr>
+    </w:lvl>
+    <w:lvl w:ilvl="2" w:tplc="04090005" w:tentative="1">
+      <w:start w:val="1"/>
+      <w:numFmt w:val="bullet"/>
+      <w:lvlText w:val=""/>
+      <w:lvlJc w:val="left"/>
+      <w:pPr>
+        <w:ind w:left="2160" w:hanging="360"/>
+      </w:pPr>
+      <w:rPr>
+        <w:rFonts w:ascii="Wingdings" w:hAnsi="Wingdings" w:hint="default"/>
+      </w:rPr>
+    </w:lvl>
+    <w:lvl w:ilvl="3" w:tplc="04090001" w:tentative="1">
+      <w:start w:val="1"/>
+      <w:numFmt w:val="bullet"/>
+      <w:lvlText w:val=""/>
+      <w:lvlJc w:val="left"/>
+      <w:pPr>
+        <w:ind w:left="2880" w:hanging="360"/>
+      </w:pPr>
+      <w:rPr>
+        <w:rFonts w:ascii="Symbol" w:hAnsi="Symbol" w:hint="default"/>
+      </w:rPr>
+    </w:lvl>
+    <w:lvl w:ilvl="4" w:tplc="04090003" w:tentative="1">
+      <w:start w:val="1"/>
+      <w:numFmt w:val="bullet"/>
+      <w:lvlText w:val="o"/>
+      <w:lvlJc w:val="left"/>
+      <w:pPr>
+        <w:ind w:left="3600" w:hanging="360"/>
+      </w:pPr>
+      <w:rPr>
+        <w:rFonts w:ascii="Courier New" w:hAnsi="Courier New" w:cs="Courier New" w:hint="default"/>
+      </w:rPr>
+    </w:lvl>
+    <w:lvl w:ilvl="5" w:tplc="04090005" w:tentative="1">
+      <w:start w:val="1"/>
+      <w:numFmt w:val="bullet"/>
+      <w:lvlText w:val=""/>
+      <w:lvlJc w:val="left"/>
+      <w:pPr>
+        <w:ind w:left="4320" w:hanging="360"/>
+      </w:pPr>
+      <w:rPr>
+        <w:rFonts w:ascii="Wingdings" w:hAnsi="Wingdings" w:hint="default"/>
+      </w:rPr>
+    </w:lvl>
+    <w:lvl w:ilvl="6" w:tplc="04090001" w:tentative="1">
+      <w:start w:val="1"/>
+      <w:numFmt w:val="bullet"/>
+      <w:lvlText w:val=""/>
+      <w:lvlJc w:val="left"/>
+      <w:pPr>
+        <w:ind w:left="5040" w:hanging="360"/>
+      </w:pPr>
+      <w:rPr>
+        <w:rFonts w:ascii="Symbol" w:hAnsi="Symbol" w:hint="default"/>
+      </w:rPr>
+    </w:lvl>
+    <w:lvl w:ilvl="7" w:tplc="04090003" w:tentative="1">
+      <w:start w:val="1"/>
+      <w:numFmt w:val="bullet"/>
+      <w:lvlText w:val="o"/>
+      <w:lvlJc w:val="left"/>
+      <w:pPr>
+        <w:ind w:left="5760" w:hanging="360"/>
+      </w:pPr>
+      <w:rPr>
+        <w:rFonts w:ascii="Courier New" w:hAnsi="Courier New" w:cs="Courier New" w:hint="default"/>
+      </w:rPr>
+    </w:lvl>
+    <w:lvl w:ilvl="8" w:tplc="04090005" w:tentative="1">
+      <w:start w:val="1"/>
+      <w:numFmt w:val="bullet"/>
+      <w:lvlText w:val=""/>
+      <w:lvlJc w:val="left"/>
+      <w:pPr>
+        <w:ind w:left="6480" w:hanging="360"/>
+      </w:pPr>
+      <w:rPr>
+        <w:rFonts w:ascii="Wingdings" w:hAnsi="Wingdings" w:hint="default"/>
+      </w:rPr>
+    </w:lvl>
+  </w:abstractNum>
+  <w:abstractNum w:abstractNumId="8" w15:restartNumberingAfterBreak="0">
     <w:nsid w:val="66191667"/>
     <w:multiLevelType w:val="hybridMultilevel"/>
     <w:tmpl w:val="4D88DA2A"/>
@@ -4330,22 +5971,147 @@
       </w:rPr>
     </w:lvl>
   </w:abstractNum>
+  <w:abstractNum w:abstractNumId="9" w15:restartNumberingAfterBreak="0">
+    <w:nsid w:val="68042C99"/>
+    <w:multiLevelType w:val="hybridMultilevel"/>
+    <w:tmpl w:val="3BD01F06"/>
+    <w:lvl w:ilvl="0" w:tplc="04090001">
+      <w:start w:val="1"/>
+      <w:numFmt w:val="bullet"/>
+      <w:lvlText w:val=""/>
+      <w:lvlJc w:val="left"/>
+      <w:pPr>
+        <w:ind w:left="720" w:hanging="360"/>
+      </w:pPr>
+      <w:rPr>
+        <w:rFonts w:ascii="Symbol" w:hAnsi="Symbol" w:hint="default"/>
+      </w:rPr>
+    </w:lvl>
+    <w:lvl w:ilvl="1" w:tplc="04090003" w:tentative="1">
+      <w:start w:val="1"/>
+      <w:numFmt w:val="bullet"/>
+      <w:lvlText w:val="o"/>
+      <w:lvlJc w:val="left"/>
+      <w:pPr>
+        <w:ind w:left="1440" w:hanging="360"/>
+      </w:pPr>
+      <w:rPr>
+        <w:rFonts w:ascii="Courier New" w:hAnsi="Courier New" w:cs="Courier New" w:hint="default"/>
+      </w:rPr>
+    </w:lvl>
+    <w:lvl w:ilvl="2" w:tplc="04090005" w:tentative="1">
+      <w:start w:val="1"/>
+      <w:numFmt w:val="bullet"/>
+      <w:lvlText w:val=""/>
+      <w:lvlJc w:val="left"/>
+      <w:pPr>
+        <w:ind w:left="2160" w:hanging="360"/>
+      </w:pPr>
+      <w:rPr>
+        <w:rFonts w:ascii="Wingdings" w:hAnsi="Wingdings" w:hint="default"/>
+      </w:rPr>
+    </w:lvl>
+    <w:lvl w:ilvl="3" w:tplc="04090001" w:tentative="1">
+      <w:start w:val="1"/>
+      <w:numFmt w:val="bullet"/>
+      <w:lvlText w:val=""/>
+      <w:lvlJc w:val="left"/>
+      <w:pPr>
+        <w:ind w:left="2880" w:hanging="360"/>
+      </w:pPr>
+      <w:rPr>
+        <w:rFonts w:ascii="Symbol" w:hAnsi="Symbol" w:hint="default"/>
+      </w:rPr>
+    </w:lvl>
+    <w:lvl w:ilvl="4" w:tplc="04090003" w:tentative="1">
+      <w:start w:val="1"/>
+      <w:numFmt w:val="bullet"/>
+      <w:lvlText w:val="o"/>
+      <w:lvlJc w:val="left"/>
+      <w:pPr>
+        <w:ind w:left="3600" w:hanging="360"/>
+      </w:pPr>
+      <w:rPr>
+        <w:rFonts w:ascii="Courier New" w:hAnsi="Courier New" w:cs="Courier New" w:hint="default"/>
+      </w:rPr>
+    </w:lvl>
+    <w:lvl w:ilvl="5" w:tplc="04090005" w:tentative="1">
+      <w:start w:val="1"/>
+      <w:numFmt w:val="bullet"/>
+      <w:lvlText w:val=""/>
+      <w:lvlJc w:val="left"/>
+      <w:pPr>
+        <w:ind w:left="4320" w:hanging="360"/>
+      </w:pPr>
+      <w:rPr>
+        <w:rFonts w:ascii="Wingdings" w:hAnsi="Wingdings" w:hint="default"/>
+      </w:rPr>
+    </w:lvl>
+    <w:lvl w:ilvl="6" w:tplc="04090001" w:tentative="1">
+      <w:start w:val="1"/>
+      <w:numFmt w:val="bullet"/>
+      <w:lvlText w:val=""/>
+      <w:lvlJc w:val="left"/>
+      <w:pPr>
+        <w:ind w:left="5040" w:hanging="360"/>
+      </w:pPr>
+      <w:rPr>
+        <w:rFonts w:ascii="Symbol" w:hAnsi="Symbol" w:hint="default"/>
+      </w:rPr>
+    </w:lvl>
+    <w:lvl w:ilvl="7" w:tplc="04090003" w:tentative="1">
+      <w:start w:val="1"/>
+      <w:numFmt w:val="bullet"/>
+      <w:lvlText w:val="o"/>
+      <w:lvlJc w:val="left"/>
+      <w:pPr>
+        <w:ind w:left="5760" w:hanging="360"/>
+      </w:pPr>
+      <w:rPr>
+        <w:rFonts w:ascii="Courier New" w:hAnsi="Courier New" w:cs="Courier New" w:hint="default"/>
+      </w:rPr>
+    </w:lvl>
+    <w:lvl w:ilvl="8" w:tplc="04090005" w:tentative="1">
+      <w:start w:val="1"/>
+      <w:numFmt w:val="bullet"/>
+      <w:lvlText w:val=""/>
+      <w:lvlJc w:val="left"/>
+      <w:pPr>
+        <w:ind w:left="6480" w:hanging="360"/>
+      </w:pPr>
+      <w:rPr>
+        <w:rFonts w:ascii="Wingdings" w:hAnsi="Wingdings" w:hint="default"/>
+      </w:rPr>
+    </w:lvl>
+  </w:abstractNum>
   <w:num w:numId="1" w16cid:durableId="1829708155">
+    <w:abstractNumId w:val="4"/>
+  </w:num>
+  <w:num w:numId="2" w16cid:durableId="2091386125">
+    <w:abstractNumId w:val="8"/>
+  </w:num>
+  <w:num w:numId="3" w16cid:durableId="1419057984">
     <w:abstractNumId w:val="2"/>
   </w:num>
-  <w:num w:numId="2" w16cid:durableId="2091386125">
+  <w:num w:numId="4" w16cid:durableId="1790053954">
+    <w:abstractNumId w:val="6"/>
+  </w:num>
+  <w:num w:numId="5" w16cid:durableId="1034110317">
     <w:abstractNumId w:val="5"/>
   </w:num>
-  <w:num w:numId="3" w16cid:durableId="1419057984">
+  <w:num w:numId="6" w16cid:durableId="1418139726">
+    <w:abstractNumId w:val="3"/>
+  </w:num>
+  <w:num w:numId="7" w16cid:durableId="1342197544">
+    <w:abstractNumId w:val="9"/>
+  </w:num>
+  <w:num w:numId="8" w16cid:durableId="1462651071">
     <w:abstractNumId w:val="0"/>
   </w:num>
-  <w:num w:numId="4" w16cid:durableId="1790053954">
-    <w:abstractNumId w:val="4"/>
+  <w:num w:numId="9" w16cid:durableId="1613434364">
+    <w:abstractNumId w:val="7"/>
   </w:num>
-  <w:num w:numId="5" w16cid:durableId="1034110317">
-    <w:abstractNumId w:val="3"/>
-  </w:num>
-  <w:num w:numId="6" w16cid:durableId="1418139726">
+  <w:num w:numId="10" w16cid:durableId="378014240">
     <w:abstractNumId w:val="1"/>
   </w:num>
 </w:numbering>
@@ -5370,6 +7136,33 @@
       <w:ind w:left="480"/>
     </w:pPr>
   </w:style>
+  <w:style w:type="paragraph" w:customStyle="1" w:styleId="Code">
+    <w:name w:val="Code"/>
+    <w:basedOn w:val="Normal"/>
+    <w:link w:val="CodeChar"/>
+    <w:qFormat/>
+    <w:rsid w:val="00761B8F"/>
+    <w:pPr>
+      <w:spacing w:after="0" w:line="240" w:lineRule="auto"/>
+      <w:ind w:left="720"/>
+    </w:pPr>
+    <w:rPr>
+      <w:rFonts w:ascii="Consolas" w:hAnsi="Consolas"/>
+      <w:sz w:val="20"/>
+      <w:lang w:val="ro-RO"/>
+    </w:rPr>
+  </w:style>
+  <w:style w:type="character" w:customStyle="1" w:styleId="CodeChar">
+    <w:name w:val="Code Char"/>
+    <w:basedOn w:val="DefaultParagraphFont"/>
+    <w:link w:val="Code"/>
+    <w:rsid w:val="00761B8F"/>
+    <w:rPr>
+      <w:rFonts w:ascii="Consolas" w:hAnsi="Consolas"/>
+      <w:sz w:val="20"/>
+      <w:lang w:val="ro-RO"/>
+    </w:rPr>
+  </w:style>
 </w:styles>
 </file>
 
